--- a/deliverables/video-8-slides/hit-final/Video_8_HIT_FINAL/SHORTS/Video_8_Short_2_Stop_Calling_Everything_Transferable.docx
+++ b/deliverables/video-8-slides/hit-final/Video_8_HIT_FINAL/SHORTS/Video_8_Short_2_Stop_Calling_Everything_Transferable.docx
@@ -119,7 +119,7 @@
           <w:color w:val="1A1A1A"/>
           <w:sz w:val="27"/>
         </w:rPr>
-        <w:t>Before you change industries, separate three things:</w:t>
+        <w:t>Before you change industries, use the three Cs:</w:t>
       </w:r>
     </w:p>
     <w:p>
